--- a/Career-Roadmap/CV/cv-embedded.docx
+++ b/Career-Roadmap/CV/cv-embedded.docx
@@ -286,7 +286,7 @@
           <w:i w:val="0"/>
           <w:sz w:val="20"/>
         </w:rPr>
-        <w:t>Built the PyQt5 desktop app that controls the simulator over a UART protocol; cut its CPU usage and latency by about 40% (measured) by moving serial I/O off the UI thread.</w:t>
+        <w:t>Built the PyQt5 desktop app that controls the simulator over a UART protocol; cut its CPU usage and latency by about 40% (measured) using async I/O and background threads, off the UI thread.</w:t>
       </w:r>
     </w:p>
     <w:p>

--- a/Career-Roadmap/CV/cv-embedded.docx
+++ b/Career-Roadmap/CV/cv-embedded.docx
@@ -286,7 +286,7 @@
           <w:i w:val="0"/>
           <w:sz w:val="20"/>
         </w:rPr>
-        <w:t>Built the PyQt5 desktop app that controls the simulator over a UART protocol; cut its CPU usage and latency by about 40% (measured) using async I/O and background threads, off the UI thread.</w:t>
+        <w:t>Built the PyQt5 desktop app that controls the simulator over a UART protocol; cut its CPU usage and latency by about 40% (measured) using asyncio and background threads, off the UI thread.</w:t>
       </w:r>
     </w:p>
     <w:p>
@@ -1104,7 +1104,7 @@
           <w:i w:val="0"/>
           <w:sz w:val="20"/>
         </w:rPr>
-        <w:t>C, C++ (modern), Rust, Python, Bash, Verilog</w:t>
+        <w:t>C, C++ (modern), Rust, Python (asyncio, PyQt5), Bash, Verilog</w:t>
       </w:r>
     </w:p>
     <w:p>
@@ -1173,7 +1173,7 @@
           <w:i w:val="0"/>
           <w:sz w:val="20"/>
         </w:rPr>
-        <w:t>UART, I2C, SPI, CAN, TCP/UDP, REST; Git, GitHub Actions CI, CMake, Make, PyQt5, debugging</w:t>
+        <w:t>UART, I2C, SPI, CAN, TCP/UDP, REST; Git, GitHub Actions CI, CMake, Make, debugging</w:t>
       </w:r>
     </w:p>
     <w:p>

--- a/Career-Roadmap/CV/cv-embedded.docx
+++ b/Career-Roadmap/CV/cv-embedded.docx
@@ -286,7 +286,7 @@
           <w:i w:val="0"/>
           <w:sz w:val="20"/>
         </w:rPr>
-        <w:t>Built the PyQt5 desktop app that controls the simulator over a UART protocol; cut its CPU usage and latency by about 40% (measured) using asyncio and background threads, off the UI thread.</w:t>
+        <w:t>Built the PyQt5 desktop app that controls the simulator over a UART protocol; cut its CPU usage and latency by about 40% (measured) using asyncio to wait for ESP32 and server messages concurrently, off the UI thread.</w:t>
       </w:r>
     </w:p>
     <w:p>

--- a/Career-Roadmap/CV/cv-embedded.docx
+++ b/Career-Roadmap/CV/cv-embedded.docx
@@ -1104,7 +1104,7 @@
           <w:i w:val="0"/>
           <w:sz w:val="20"/>
         </w:rPr>
-        <w:t>C, C++ (modern), Rust, Python (asyncio, PyQt5), Bash, Verilog</w:t>
+        <w:t>C, Modern C++, Rust, Python (asyncio, PyQt5), Bash, Verilog</w:t>
       </w:r>
     </w:p>
     <w:p>

--- a/Career-Roadmap/CV/cv-embedded.docx
+++ b/Career-Roadmap/CV/cv-embedded.docx
@@ -122,7 +122,7 @@
           <w:i w:val="0"/>
           <w:sz w:val="20"/>
         </w:rPr>
-        <w:t>Embedded software engineer; sole software engineer at EKSON, writing and owning the Zephyr RTOS firmware for pneumatic motion simulators. Embedded Linux experience with Yocto and Buildroot, a merged Zephyr networking contribution, and the COSMIC Settings Printers page built in Google Summer of Code 2026 with The Linux Foundation. Writes C, C++ and Rust.</w:t>
+        <w:t>Embedded software engineer who writes and owns the Zephyr RTOS firmware for EKSON's pneumatic motion simulators, as its sole software engineer. Embedded Linux experience with Yocto and Buildroot, a merged Zephyr networking contribution, and the COSMIC Settings Printers page built in Google Summer of Code 2026 with The Linux Foundation. Works in C, modern C++ and Rust.</w:t>
       </w:r>
     </w:p>
     <w:p>
@@ -652,7 +652,7 @@
           <w:i w:val="0"/>
           <w:sz w:val="20"/>
         </w:rPr>
-        <w:t xml:space="preserve"> socket option for IPv4 across 6 networking modules (150+ lines), reviewed and merged upstream (</w:t>
+        <w:t xml:space="preserve"> socket option for IPv4 across 6 networking modules, reviewed and merged upstream (</w:t>
       </w:r>
       <w:hyperlink r:id="rId14">
         <w:r>
@@ -981,7 +981,7 @@
           <w:i w:val="0"/>
           <w:sz w:val="20"/>
         </w:rPr>
-        <w:t xml:space="preserve"> (C, TM4C): MCAL drivers written and validated to the AUTOSAR spec.</w:t>
+        <w:t xml:space="preserve"> (C, TM4C): MCAL drivers developed and tested against the AUTOSAR specification.</w:t>
       </w:r>
     </w:p>
     <w:p>
@@ -1265,7 +1265,35 @@
           <w:i w:val="0"/>
           <w:sz w:val="20"/>
         </w:rPr>
-        <w:t>Grade: Very Good with Honors. Codeforces Expert; 4-time ECPC finalist (2021–2024); IEEE student branch Treasurer.</w:t>
+        <w:t>Grade: Very Good with Honors.</w:t>
+      </w:r>
+    </w:p>
+    <w:p>
+      <w:pPr>
+        <w:tabs>
+          <w:tab w:pos="259" w:val="left"/>
+        </w:tabs>
+        <w:spacing w:before="0" w:after="0" w:line="240" w:lineRule="auto"/>
+        <w:ind w:left="259" w:hanging="187"/>
+      </w:pPr>
+      <w:r>
+        <w:rPr>
+          <w:rFonts w:ascii="Calibri" w:hAnsi="Calibri"/>
+          <w:b w:val="0"/>
+          <w:i w:val="0"/>
+          <w:sz w:val="20"/>
+        </w:rPr>
+        <w:t>•</w:t>
+        <w:tab/>
+      </w:r>
+      <w:r>
+        <w:rPr>
+          <w:rFonts w:ascii="Calibri" w:hAnsi="Calibri"/>
+          <w:b w:val="0"/>
+          <w:i w:val="0"/>
+          <w:sz w:val="20"/>
+        </w:rPr>
+        <w:t>Activities: Codeforces Expert; 4-time ECPC finalist (2021–2024); Treasurer, IEEE Student Branch.</w:t>
       </w:r>
     </w:p>
     <w:sectPr>

--- a/Career-Roadmap/CV/cv-embedded.docx
+++ b/Career-Roadmap/CV/cv-embedded.docx
@@ -589,7 +589,7 @@
           <w:i w:val="0"/>
           <w:sz w:val="20"/>
         </w:rPr>
-        <w:t>Built Linux images with Yocto and Buildroot and wrote a Linux kernel module; worked with device trees, root file systems and hardware flashing.</w:t>
+        <w:t>Built Linux images with Yocto and Buildroot and wrote a Linux kernel module; worked with device trees, root file systems and hardware flashing. Scored 100% in the final evaluation.</w:t>
       </w:r>
     </w:p>
     <w:p>

--- a/Career-Roadmap/CV/cv-embedded.docx
+++ b/Career-Roadmap/CV/cv-embedded.docx
@@ -122,7 +122,7 @@
           <w:i w:val="0"/>
           <w:sz w:val="20"/>
         </w:rPr>
-        <w:t>Embedded software engineer who writes and owns the Zephyr RTOS firmware for EKSON's pneumatic motion simulators, as its sole software engineer. Embedded Linux experience with Yocto and Buildroot, a merged Zephyr networking contribution, and the COSMIC Settings Printers page built in Google Summer of Code 2026 with The Linux Foundation. Works in C, modern C++ and Rust.</w:t>
+        <w:t>Embedded software engineer who writes and owns the Zephyr RTOS firmware for EKSON's pneumatic motion simulators, as its sole software engineer. Embedded Linux experience with Yocto and Buildroot, a merged Zephyr networking contribution, and the COSMIC Settings Printers page, built as a Google Summer of Code 2026 contributor with The Linux Foundation (OpenPrinting). Works in C, modern C++ and Rust.</w:t>
       </w:r>
     </w:p>
     <w:p>
@@ -330,7 +330,7 @@
           <w:color w:val="1B2A47"/>
           <w:sz w:val="20"/>
         </w:rPr>
-        <w:t>Software Developer (Google Summer of Code)</w:t>
+        <w:t>Google Summer of Code Contributor</w:t>
       </w:r>
       <w:r>
         <w:rPr>
@@ -350,7 +350,7 @@
           <w:color w:val="1B2A47"/>
           <w:sz w:val="20"/>
         </w:rPr>
-        <w:t>The Linux Foundation / OpenPrinting</w:t>
+        <w:t>The Linux Foundation (OpenPrinting)</w:t>
       </w:r>
       <w:r>
         <w:rPr>
@@ -386,7 +386,7 @@
           <w:color w:val="4A5568"/>
           <w:sz w:val="19"/>
         </w:rPr>
-        <w:t xml:space="preserve">Google Summer of Code (GSoC) 2026: Printers page for COSMIC Settings, in Rust  |  </w:t>
+        <w:t xml:space="preserve">Open-source project: Printers page for COSMIC Settings, in Rust  |  </w:t>
       </w:r>
       <w:hyperlink r:id="rId12">
         <w:r>

--- a/Career-Roadmap/CV/cv-embedded.docx
+++ b/Career-Roadmap/CV/cv-embedded.docx
@@ -122,7 +122,7 @@
           <w:i w:val="0"/>
           <w:sz w:val="20"/>
         </w:rPr>
-        <w:t>Embedded software engineer who writes and owns the Zephyr RTOS firmware for EKSON's pneumatic motion simulators, as its sole software engineer. Embedded Linux experience with Yocto and Buildroot, a merged Zephyr networking contribution, and the COSMIC Settings Printers page, built as a Google Summer of Code 2026 contributor with The Linux Foundation (OpenPrinting). Works in C, modern C++ and Rust.</w:t>
+        <w:t>Embedded software engineer who writes and owns the Zephyr RTOS firmware for EKSON's pneumatic motion simulators. Embedded Linux experience with Yocto and Buildroot, a merged Zephyr networking contribution, and the COSMIC Settings Printers page, built as a Google Summer of Code 2026 contributor with The Linux Foundation (OpenPrinting). Works in C, modern C++ and Rust.</w:t>
       </w:r>
     </w:p>
     <w:p>
@@ -202,7 +202,7 @@
           <w:color w:val="4A5568"/>
           <w:sz w:val="19"/>
         </w:rPr>
-        <w:t>Sole software engineer for 3-DoF and 6-DoF pneumatic motion simulators: firmware, desktop app, backend and CI</w:t>
+        <w:t>Software for 3-DoF and 6-DoF pneumatic motion simulators: firmware, desktop app, backend and CI</w:t>
       </w:r>
     </w:p>
     <w:p>

--- a/Career-Roadmap/CV/cv-embedded.docx
+++ b/Career-Roadmap/CV/cv-embedded.docx
@@ -286,7 +286,7 @@
           <w:i w:val="0"/>
           <w:sz w:val="20"/>
         </w:rPr>
-        <w:t>Built the PyQt5 desktop app that controls the simulator over a UART protocol; cut its CPU usage and latency by about 40% (measured) using asyncio to wait for ESP32 and server messages concurrently, off the UI thread.</w:t>
+        <w:t>Developed the PyQt5 desktop app that controls the simulator over a UART protocol; cut its CPU usage and latency by about 40% (measured) using asyncio to wait for ESP32 and server messages concurrently, off the UI thread.</w:t>
       </w:r>
     </w:p>
     <w:p>
@@ -314,7 +314,7 @@
           <w:i w:val="0"/>
           <w:sz w:val="20"/>
         </w:rPr>
-        <w:t>Built remote operation and firmware updates: a Node.js/Express + MongoDB backend that the desktop app polls over REST, then flashes new firmware with esptool; GitHub Actions CI.</w:t>
+        <w:t>Engineered remote operation and firmware updates: a Node.js/Express + MongoDB backend that the desktop app polls over REST, then flashes new firmware with esptool; GitHub Actions CI.</w:t>
       </w:r>
     </w:p>
     <w:p>
@@ -496,7 +496,7 @@
           <w:i w:val="0"/>
           <w:sz w:val="20"/>
         </w:rPr>
-        <w:t>7 PRs merged upstream</w:t>
+        <w:t>7 PRs accepted upstream</w:t>
       </w:r>
       <w:r>
         <w:rPr>
@@ -589,7 +589,7 @@
           <w:i w:val="0"/>
           <w:sz w:val="20"/>
         </w:rPr>
-        <w:t>Built Linux images with Yocto and Buildroot and wrote a Linux kernel module; worked with device trees, root file systems and hardware flashing. Scored 100% in the final evaluation.</w:t>
+        <w:t>Created custom Linux images with Yocto and Buildroot and wrote a Linux kernel module; worked with device trees, root file systems and hardware flashing. Scored 100% in the final evaluation.</w:t>
       </w:r>
     </w:p>
     <w:p>
@@ -725,7 +725,7 @@
           <w:i w:val="0"/>
           <w:sz w:val="20"/>
         </w:rPr>
-        <w:t>, merged).</w:t>
+        <w:t>).</w:t>
       </w:r>
     </w:p>
     <w:p>
@@ -798,7 +798,7 @@
           <w:i w:val="0"/>
           <w:sz w:val="20"/>
         </w:rPr>
-        <w:t>), both merged.</w:t>
+        <w:t>), both landed upstream.</w:t>
       </w:r>
     </w:p>
     <w:p>
@@ -843,7 +843,7 @@
           <w:i w:val="0"/>
           <w:sz w:val="20"/>
         </w:rPr>
-        <w:t xml:space="preserve"> (graduation project, STM32): built the firmware update path (an ESP32/RPi gateway sends the image over UART) and a dual-bank bootloader with CRC check and rollback. </w:t>
+        <w:t xml:space="preserve"> (graduation project, STM32): implemented the firmware update path (an ESP32/RPi gateway sends the image over UART) and a dual-bank bootloader with CRC check and rollback. </w:t>
       </w:r>
       <w:hyperlink r:id="rId18">
         <w:r>

--- a/Career-Roadmap/CV/cv-embedded.docx
+++ b/Career-Roadmap/CV/cv-embedded.docx
@@ -1009,7 +1009,7 @@
           <w:i w:val="0"/>
           <w:sz w:val="20"/>
         </w:rPr>
-        <w:t>Traffic Light Controller</w:t>
+        <w:t>Kernel Monitor</w:t>
       </w:r>
       <w:r>
         <w:rPr>
@@ -1018,7 +1018,7 @@
           <w:i w:val="0"/>
           <w:sz w:val="20"/>
         </w:rPr>
-        <w:t xml:space="preserve"> (Verilog, Spartan-3E FPGA): FSM with debounce and delay modules. </w:t>
+        <w:t xml:space="preserve"> (C, Linux, ARM, QEMU): character device driver that walks the process list under RCU and exports per-task IDs, memory, threads, context switches and CPU time to user space; run on QEMU. </w:t>
       </w:r>
       <w:hyperlink r:id="rId21">
         <w:r>

--- a/Career-Roadmap/CV/cv-embedded.docx
+++ b/Career-Roadmap/CV/cv-embedded.docx
@@ -561,7 +561,7 @@
           <w:color w:val="4A5568"/>
           <w:sz w:val="19"/>
         </w:rPr>
-        <w:t>Dec 2023 – Jan 2024</w:t>
+        <w:t>Dec 2024 – Jan 2025</w:t>
       </w:r>
     </w:p>
     <w:p>
